--- a/pr-preview/pr-349/chapters/word-choice-tracked-changes.docx
+++ b/pr-preview/pr-349/chapters/word-choice-tracked-changes.docx
@@ -26,7 +26,7 @@
       </w:pPr>
       <w:ins w:id="2" w:author="PR Preview" w:date="2026-01-01T00:00:00Z">
         <w:r>
-          <w:t xml:space="preserve">Last modified: 2026-10-25 11:14:07 (PDT)</w:t>
+          <w:t xml:space="preserve">Last modified: 2026-10-25 11:29:12 (PDT)</w:t>
         </w:r>
       </w:ins>
     </w:p>

--- a/pr-preview/pr-349/chapters/word-choice-tracked-changes.docx
+++ b/pr-preview/pr-349/chapters/word-choice-tracked-changes.docx
@@ -26,7 +26,7 @@
       </w:pPr>
       <w:ins w:id="2" w:author="PR Preview" w:date="2026-01-01T00:00:00Z">
         <w:r>
-          <w:t xml:space="preserve">Last modified: 2026-10-25 11:29:12 (PDT)</w:t>
+          <w:t xml:space="preserve">Last modified: 2026-10-25 19:24:41 (PDT)</w:t>
         </w:r>
       </w:ins>
     </w:p>

--- a/pr-preview/pr-349/chapters/word-choice-tracked-changes.docx
+++ b/pr-preview/pr-349/chapters/word-choice-tracked-changes.docx
@@ -26,7 +26,7 @@
       </w:pPr>
       <w:ins w:id="2" w:author="PR Preview" w:date="2026-01-01T00:00:00Z">
         <w:r>
-          <w:t xml:space="preserve">Last modified: 2026-10-25 19:24:41 (PDT)</w:t>
+          <w:t xml:space="preserve">Last modified: 2026-10-25 19:31:42 (PDT)</w:t>
         </w:r>
       </w:ins>
     </w:p>
@@ -437,7 +437,107 @@
       <w:pPr>
         <w:pStyle w:val="BodyText"/>
       </w:pPr>
+      <w:ins w:id="3" w:author="PR Preview" w:date="2026-01-01T00:00:00Z">
+        <w:r>
+          <w:t xml:space="preserve">To find a replacement for a word,</w:t>
+        </w:r>
+      </w:ins>
+      <w:ins w:id="4" w:author="PR Preview" w:date="2026-01-01T00:00:00Z">
+        <w:r>
+          <w:t xml:space="preserve"> </w:t>
+        </w:r>
+      </w:ins>
+      <w:ins w:id="5" w:author="PR Preview" w:date="2026-01-01T00:00:00Z">
+        <w:r>
+          <w:t xml:space="preserve">look the word up on the</w:t>
+        </w:r>
+      </w:ins>
+      <w:ins w:id="6" w:author="PR Preview" w:date="2026-01-01T00:00:00Z">
+        <w:r>
+          <w:t xml:space="preserve"> </w:t>
+        </w:r>
+      </w:ins>
       <w:hyperlink r:id="rId15">
+        <w:ins w:id="7" w:author="PR Preview" w:date="2026-01-01T00:00:00Z">
+          <w:r>
+            <w:rPr>
+              <w:rStyle w:val="Hyperlink"/>
+            </w:rPr>
+            <w:t xml:space="preserve">Open English Wordnet website</w:t>
+          </w:r>
+        </w:ins>
+      </w:hyperlink>
+      <w:ins w:id="8" w:author="PR Preview" w:date="2026-01-01T00:00:00Z">
+        <w:r>
+          <w:t xml:space="preserve"> </w:t>
+        </w:r>
+      </w:ins>
+      <w:ins w:id="9" w:author="PR Preview" w:date="2026-01-01T00:00:00Z">
+        <w:r>
+          <w:t xml:space="preserve">(</w:t>
+        </w:r>
+      </w:ins>
+      <w:hyperlink r:id="rId16">
+        <w:ins w:id="10" w:author="PR Preview" w:date="2026-01-01T00:00:00Z">
+          <w:r>
+            <w:rPr>
+              <w:rStyle w:val="Hyperlink"/>
+            </w:rPr>
+            <w:t xml:space="preserve">source on GitHub</w:t>
+          </w:r>
+        </w:ins>
+      </w:hyperlink>
+      <w:ins w:id="11" w:author="PR Preview" w:date="2026-01-01T00:00:00Z">
+        <w:r>
+          <w:t xml:space="preserve">).</w:t>
+        </w:r>
+      </w:ins>
+      <w:ins w:id="12" w:author="PR Preview" w:date="2026-01-01T00:00:00Z">
+        <w:r>
+          <w:t xml:space="preserve"> </w:t>
+        </w:r>
+      </w:ins>
+      <w:ins w:id="13" w:author="PR Preview" w:date="2026-01-01T00:00:00Z">
+        <w:r>
+          <w:t xml:space="preserve">Open English Wordnet groups English words into sets of synonyms, called synsets.</w:t>
+        </w:r>
+      </w:ins>
+      <w:ins w:id="14" w:author="PR Preview" w:date="2026-01-01T00:00:00Z">
+        <w:r>
+          <w:t xml:space="preserve"> </w:t>
+        </w:r>
+      </w:ins>
+      <w:ins w:id="15" w:author="PR Preview" w:date="2026-01-01T00:00:00Z">
+        <w:r>
+          <w:t xml:space="preserve">A word with several meanings appears in several synsets, one for each meaning,</w:t>
+        </w:r>
+      </w:ins>
+      <w:ins w:id="16" w:author="PR Preview" w:date="2026-01-01T00:00:00Z">
+        <w:r>
+          <w:t xml:space="preserve"> </w:t>
+        </w:r>
+      </w:ins>
+      <w:ins w:id="17" w:author="PR Preview" w:date="2026-01-01T00:00:00Z">
+        <w:r>
+          <w:t xml:space="preserve">so choose the synset that matches the meaning you intend.</w:t>
+        </w:r>
+      </w:ins>
+      <w:ins w:id="18" w:author="PR Preview" w:date="2026-01-01T00:00:00Z">
+        <w:r>
+          <w:t xml:space="preserve"> </w:t>
+        </w:r>
+      </w:ins>
+      <w:ins w:id="19" w:author="PR Preview" w:date="2026-01-01T00:00:00Z">
+        <w:r>
+          <w:t xml:space="preserve">Then pick the word in that synset that your readers are most likely to understand easily.</w:t>
+        </w:r>
+      </w:ins>
+    </w:p>
+    <w:p>
+      <w:pPr>
+        <w:pStyle w:val="BodyText"/>
+      </w:pPr>
+      <w:hyperlink r:id="rId17">
         <w:r>
           <w:rPr>
             <w:rStyle w:val="Hyperlink"/>
@@ -564,7 +664,7 @@
         <w:t xml:space="preserve">and the relatively-recent hybridization of the English language.</w:t>
       </w:r>
     </w:p>
-    <w:bookmarkStart w:id="20" w:name="avoid-vague-and-metaphorical-language"/>
+    <w:bookmarkStart w:id="22" w:name="avoid-vague-and-metaphorical-language"/>
     <w:p>
       <w:pPr>
         <w:pStyle w:val="Heading2"/>
@@ -647,7 +747,7 @@
       <w:tr>
         <w:tc>
           <w:tcPr/>
-          <w:bookmarkStart w:id="16" w:name="tbl-vague-precise"/>
+          <w:bookmarkStart w:id="18" w:name="tbl-vague-precise"/>
           <w:p>
             <w:pPr>
               <w:jc w:val="center"/>
@@ -805,7 +905,7 @@
               </w:tc>
             </w:tr>
           </w:tbl>
-          <w:bookmarkEnd w:id="16"/>
+          <w:bookmarkEnd w:id="18"/>
           <w:p/>
         </w:tc>
       </w:tr>
@@ -897,7 +997,7 @@
       <w:r>
         <w:t xml:space="preserve"> </w:t>
       </w:r>
-      <w:hyperlink r:id="rId17">
+      <w:hyperlink r:id="rId19">
         <w:r>
           <w:rPr>
             <w:rStyle w:val="Hyperlink"/>
@@ -950,7 +1050,7 @@
       <w:r>
         <w:t xml:space="preserve"> </w:t>
       </w:r>
-      <w:hyperlink r:id="rId18">
+      <w:hyperlink r:id="rId20">
         <w:r>
           <w:rPr>
             <w:rStyle w:val="Hyperlink"/>
@@ -970,7 +1070,7 @@
       <w:r>
         <w:t xml:space="preserve"> </w:t>
       </w:r>
-      <w:hyperlink r:id="rId15">
+      <w:hyperlink r:id="rId17">
         <w:r>
           <w:rPr>
             <w:rStyle w:val="Hyperlink"/>
@@ -1184,7 +1284,7 @@
       <w:r>
         <w:t xml:space="preserve"> </w:t>
       </w:r>
-      <w:hyperlink r:id="rId19">
+      <w:hyperlink r:id="rId21">
         <w:r>
           <w:rPr>
             <w:rStyle w:val="Hyperlink"/>
@@ -1205,8 +1305,8 @@
         <w:t xml:space="preserve">and what to write instead.</w:t>
       </w:r>
     </w:p>
-    <w:bookmarkEnd w:id="20"/>
-    <w:bookmarkStart w:id="21" w:name="Xb7f284656303a61435fb977954db81f2a003d22"/>
+    <w:bookmarkEnd w:id="22"/>
+    <w:bookmarkStart w:id="23" w:name="Xb7f284656303a61435fb977954db81f2a003d22"/>
     <w:p>
       <w:pPr>
         <w:pStyle w:val="Heading2"/>
@@ -1341,8 +1441,8 @@
         <w:t xml:space="preserve">and put that case right after the claim.</w:t>
       </w:r>
     </w:p>
-    <w:bookmarkEnd w:id="21"/>
-    <w:bookmarkStart w:id="22" w:name="say-which-thing"/>
+    <w:bookmarkEnd w:id="23"/>
+    <w:bookmarkStart w:id="24" w:name="say-which-thing"/>
     <w:p>
       <w:pPr>
         <w:pStyle w:val="Heading2"/>
@@ -1483,8 +1583,8 @@
         <w:t xml:space="preserve">the sentence is not yet ready to write.</w:t>
       </w:r>
     </w:p>
-    <w:bookmarkEnd w:id="22"/>
-    <w:bookmarkStart w:id="23" w:name="give-a-technical-word-one-meaning"/>
+    <w:bookmarkEnd w:id="24"/>
+    <w:bookmarkStart w:id="25" w:name="give-a-technical-word-one-meaning"/>
     <w:p>
       <w:pPr>
         <w:pStyle w:val="Heading2"/>
@@ -1656,8 +1756,8 @@
         <w:t xml:space="preserve">.</w:t>
       </w:r>
     </w:p>
-    <w:bookmarkEnd w:id="23"/>
-    <w:bookmarkStart w:id="25" w:name="write-the-full-phrase"/>
+    <w:bookmarkEnd w:id="25"/>
+    <w:bookmarkStart w:id="27" w:name="write-the-full-phrase"/>
     <w:p>
       <w:pPr>
         <w:pStyle w:val="Heading2"/>
@@ -1745,7 +1845,7 @@
         <w:t xml:space="preserve">A symbol in a sentence should look like the same symbol in the display equation it refers to.</w:t>
       </w:r>
     </w:p>
-    <w:bookmarkStart w:id="24" w:name="exm-full-phrase"/>
+    <w:bookmarkStart w:id="26" w:name="exm-full-phrase"/>
     <w:p>
       <w:pPr>
         <w:pStyle w:val="BodyText"/>
@@ -1807,9 +1907,9 @@
         <w:t xml:space="preserve">, plus noise.</w:t>
       </w:r>
     </w:p>
-    <w:bookmarkEnd w:id="24"/>
-    <w:bookmarkEnd w:id="25"/>
-    <w:bookmarkStart w:id="27" w:name="choose-each-preposition-on-purpose"/>
+    <w:bookmarkEnd w:id="26"/>
+    <w:bookmarkEnd w:id="27"/>
+    <w:bookmarkStart w:id="29" w:name="choose-each-preposition-on-purpose"/>
     <w:p>
       <w:pPr>
         <w:pStyle w:val="Heading2"/>
@@ -1934,7 +2034,7 @@
         <w:t xml:space="preserve">If you cannot answer in one phrase, replace it with a verb that names the relationship.</w:t>
       </w:r>
     </w:p>
-    <w:bookmarkStart w:id="26" w:name="exm-prepositions"/>
+    <w:bookmarkStart w:id="28" w:name="exm-prepositions"/>
     <w:p>
       <w:pPr>
         <w:pStyle w:val="BodyText"/>
@@ -2077,7 +2177,7 @@
         <w:t xml:space="preserve">the training set is the source of the estimates.</w:t>
       </w:r>
     </w:p>
-    <w:bookmarkEnd w:id="26"/>
+    <w:bookmarkEnd w:id="28"/>
     <w:p>
       <w:pPr>
         <w:pStyle w:val="BodyText"/>
@@ -2124,8 +2224,8 @@
         <w:t xml:space="preserve">for the agent of a passive verb.</w:t>
       </w:r>
     </w:p>
-    <w:bookmarkEnd w:id="27"/>
-    <w:bookmarkStart w:id="30" w:name="minimize-unnecessary-jargon"/>
+    <w:bookmarkEnd w:id="29"/>
+    <w:bookmarkStart w:id="32" w:name="minimize-unnecessary-jargon"/>
     <w:p>
       <w:pPr>
         <w:pStyle w:val="Heading2"/>
@@ -2236,7 +2336,7 @@
       <w:r>
         <w:t xml:space="preserve"> </w:t>
       </w:r>
-      <w:hyperlink r:id="rId28">
+      <w:hyperlink r:id="rId30">
         <w:r>
           <w:rPr>
             <w:rStyle w:val="Hyperlink"/>
@@ -2248,7 +2348,7 @@
         <w:t xml:space="preserve">).</w:t>
       </w:r>
     </w:p>
-    <w:bookmarkStart w:id="29" w:name="exm-jargon"/>
+    <w:bookmarkStart w:id="31" w:name="exm-jargon"/>
     <w:p>
       <w:pPr>
         <w:pStyle w:val="BodyText"/>
@@ -2297,7 +2397,7 @@
         <w:t xml:space="preserve">and it states what was actually done.</w:t>
       </w:r>
     </w:p>
-    <w:bookmarkEnd w:id="29"/>
+    <w:bookmarkEnd w:id="31"/>
     <w:p>
       <w:pPr>
         <w:pStyle w:val="BodyText"/>
@@ -2336,7 +2436,7 @@
         <w:t xml:space="preserve">define it clearly at first use.</w:t>
       </w:r>
     </w:p>
-    <w:bookmarkEnd w:id="30"/>
+    <w:bookmarkEnd w:id="32"/>
     <w:sectPr>
       <w:footnotePr>
         <w:numRestart w:val="eachSect"/>

--- a/pr-preview/pr-349/chapters/word-choice-tracked-changes.docx
+++ b/pr-preview/pr-349/chapters/word-choice-tracked-changes.docx
@@ -16,7 +16,7 @@
       </w:pPr>
       <w:del w:id="1" w:author="PR Preview" w:date="2026-01-01T00:00:00Z">
         <w:r>
-          <w:delText xml:space="preserve">Last modified: 2026-10-24 21:51:54 (PDT)</w:delText>
+          <w:delText xml:space="preserve">Last modified: 2026-10-25 19:24:30 (PDT)</w:delText>
         </w:r>
       </w:del>
     </w:p>
@@ -26,7 +26,7 @@
       </w:pPr>
       <w:ins w:id="2" w:author="PR Preview" w:date="2026-01-01T00:00:00Z">
         <w:r>
-          <w:t xml:space="preserve">Last modified: 2026-10-25 19:31:42 (PDT)</w:t>
+          <w:t xml:space="preserve">Last modified: 2026-10-25 19:39:54 (PDT)</w:t>
         </w:r>
       </w:ins>
     </w:p>
